--- a/assets/Emmanuel_Keter_Resume.docx
+++ b/assets/Emmanuel_Keter_Resume.docx
@@ -30,12 +30,6 @@
         <w:gridCol w:w="3966"/>
       </w:tblGrid>
       <w:tr>
-        <w:tblPrEx>
-          <w:tblCellMar>
-            <w:top w:w="0" w:type="dxa"/>
-            <w:bottom w:w="0" w:type="dxa"/>
-          </w:tblCellMar>
-        </w:tblPrEx>
         <w:tc>
           <w:tcPr>
             <w:tcW w:w="6500" w:type="dxa"/>
@@ -123,10 +117,7 @@
             </w:r>
             <w:proofErr w:type="spellEnd"/>
             <w:r>
-              <w:t>. Award</w:t>
-            </w:r>
-            <w:r>
-              <w:t xml:space="preserve">-winning co-developer of </w:t>
+              <w:t xml:space="preserve">. Award-winning co-developer of </w:t>
             </w:r>
             <w:proofErr w:type="spellStart"/>
             <w:r>
@@ -202,14 +193,7 @@
                 <w:b/>
                 <w:bCs/>
               </w:rPr>
-              <w:t>Sa</w:t>
-            </w:r>
-            <w:r>
-              <w:rPr>
-                <w:b/>
-                <w:bCs/>
-              </w:rPr>
-              <w:t>faricom PLC - Nairobi, Kenya</w:t>
+              <w:t>Safaricom PLC - Nairobi, Kenya</w:t>
             </w:r>
           </w:p>
           <w:p>
@@ -224,8 +208,6 @@
             <w:r>
               <w:t>Managed cloud service deployments and configurations for various applications.</w:t>
             </w:r>
-            <w:bookmarkStart w:id="0" w:name="_GoBack"/>
-            <w:bookmarkEnd w:id="0"/>
           </w:p>
           <w:p>
             <w:pPr>
@@ -328,10 +310,7 @@
               <w:spacing w:after="30"/>
             </w:pPr>
             <w:r>
-              <w:t>Maintained an inventory of all assets hosted in the c</w:t>
-            </w:r>
-            <w:r>
-              <w:t>loud environment.</w:t>
+              <w:t>Maintained an inventory of all assets hosted in the cloud environment.</w:t>
             </w:r>
           </w:p>
           <w:p>
@@ -370,10 +349,7 @@
               <w:spacing w:after="30"/>
             </w:pPr>
             <w:r>
-              <w:t>Collaborated with architects and engineers to design networ</w:t>
-            </w:r>
-            <w:r>
-              <w:t>ks, systems and storage environments that reflected business needs, security specifications, and service level requirements.</w:t>
+              <w:t>Collaborated with architects and engineers to design networks, systems and storage environments that reflected business needs, security specifications, and service level requirements.</w:t>
             </w:r>
           </w:p>
           <w:p>
@@ -424,10 +400,7 @@
               <w:spacing w:after="30"/>
             </w:pPr>
             <w:r>
-              <w:t>Collaborated with team members to troubleshoot software iss</w:t>
-            </w:r>
-            <w:r>
-              <w:t>ues and improve performance.</w:t>
+              <w:t>Collaborated with team members to troubleshoot software issues and improve performance.</w:t>
             </w:r>
           </w:p>
           <w:p>
@@ -466,10 +439,7 @@
               <w:spacing w:after="30"/>
             </w:pPr>
             <w:r>
-              <w:t>Engaged in daily stand-up meetings to discuss progre</w:t>
-            </w:r>
-            <w:r>
-              <w:t>ss and coordinate tasks with the team.</w:t>
+              <w:t>Engaged in daily stand-up meetings to discuss progress and coordinate tasks with the team.</w:t>
             </w:r>
           </w:p>
           <w:p>
@@ -508,10 +478,7 @@
               <w:spacing w:after="30"/>
             </w:pPr>
             <w:r>
-              <w:t>Built visually rich f</w:t>
-            </w:r>
-            <w:r>
-              <w:t>ront-end components.</w:t>
+              <w:t>Built visually rich front-end components.</w:t>
             </w:r>
           </w:p>
           <w:p>
@@ -588,10 +555,7 @@
               <w:spacing w:after="30"/>
             </w:pPr>
             <w:r>
-              <w:t>Recorded technical pro</w:t>
-            </w:r>
-            <w:r>
-              <w:t>cedures and system settings for future use.</w:t>
+              <w:t>Recorded technical procedures and system settings for future use.</w:t>
             </w:r>
           </w:p>
           <w:p>
@@ -683,10 +647,7 @@
               <w:spacing w:after="30"/>
             </w:pPr>
             <w:r>
-              <w:t>Resolved hardware and so</w:t>
-            </w:r>
-            <w:r>
-              <w:t>ftware issues with end-users in a timely manner.</w:t>
+              <w:t>Resolved hardware and software issues with end-users in a timely manner.</w:t>
             </w:r>
           </w:p>
           <w:p>
@@ -741,10 +702,7 @@
               <w:spacing w:after="30"/>
             </w:pPr>
             <w:r>
-              <w:t>Prepared reports summ</w:t>
-            </w:r>
-            <w:r>
-              <w:t>arizing project progress and results for management review.</w:t>
+              <w:t>Prepared reports summarizing project progress and results for management review.</w:t>
             </w:r>
           </w:p>
           <w:p>
@@ -783,10 +741,7 @@
               <w:spacing w:after="30"/>
             </w:pPr>
             <w:r>
-              <w:t xml:space="preserve">Helped maintain the </w:t>
-            </w:r>
-            <w:r>
-              <w:t>Table Banking System app and develop the Front Office Application known as (FOSA)</w:t>
+              <w:t>Helped maintain the Table Banking System app and develop the Front Office Application known as (FOSA)</w:t>
             </w:r>
           </w:p>
           <w:p>
@@ -838,10 +793,7 @@
               <w:spacing w:after="30"/>
             </w:pPr>
             <w:r>
-              <w:t>Identified areas for improv</w:t>
-            </w:r>
-            <w:r>
-              <w:t>ement, narrowing focus for decision-makers in making necessary changes.</w:t>
+              <w:t>Identified areas for improvement, narrowing focus for decision-makers in making necessary changes.</w:t>
             </w:r>
           </w:p>
           <w:p>
@@ -1077,15 +1029,7 @@
                 <w:szCs w:val="24"/>
                 <w:shd w:val="clear" w:color="auto" w:fill="DAE7EB"/>
               </w:rPr>
-              <w:t xml:space="preserve">         </w:t>
-            </w:r>
-            <w:r>
-              <w:rPr>
-                <w:sz w:val="24"/>
-                <w:szCs w:val="24"/>
-                <w:shd w:val="clear" w:color="auto" w:fill="DAE7EB"/>
-              </w:rPr>
-              <w:t xml:space="preserve"> </w:t>
+              <w:t xml:space="preserve">          </w:t>
             </w:r>
           </w:p>
           <w:p>
@@ -1227,10 +1171,7 @@
               <w:spacing w:after="30"/>
             </w:pPr>
             <w:r>
-              <w:t>CCNA: Switching, Routing, and Wireless Essentials - Cisco Networking Ac</w:t>
-            </w:r>
-            <w:r>
-              <w:t>ademy. Issued: 2025.</w:t>
+              <w:t>CCNA: Switching, Routing, and Wireless Essentials - Cisco Networking Academy. Issued: 2025.</w:t>
             </w:r>
           </w:p>
           <w:p>
@@ -1328,10 +1269,7 @@
               <w:ind w:left="240"/>
             </w:pPr>
             <w:r>
-              <w:t xml:space="preserve">Co-developed a solution that leveraged machine </w:t>
-            </w:r>
-            <w:r>
-              <w:t xml:space="preserve">learning, </w:t>
+              <w:t xml:space="preserve">Co-developed a solution that leveraged machine learning, </w:t>
             </w:r>
             <w:proofErr w:type="spellStart"/>
             <w:r>
@@ -1400,10 +1338,7 @@
               <w:spacing w:after="30"/>
             </w:pPr>
             <w:r>
-              <w:t>Chairper</w:t>
-            </w:r>
-            <w:r>
-              <w:t>son (Volunteer), IET On Campus Chapter, Strathmore University – Nairobi, Kenya (2025–Present)</w:t>
+              <w:t>Chairperson (Volunteer), IET On Campus Chapter, Strathmore University – Nairobi, Kenya (2025–Present)</w:t>
             </w:r>
           </w:p>
           <w:p>
@@ -1442,10 +1377,7 @@
               <w:spacing w:after="30"/>
             </w:pPr>
             <w:r>
-              <w:t>F</w:t>
-            </w:r>
-            <w:r>
-              <w:t xml:space="preserve">ounder and Director, </w:t>
+              <w:t xml:space="preserve">Founder and Director, </w:t>
             </w:r>
             <w:proofErr w:type="spellStart"/>
             <w:r>
@@ -1606,6 +1538,9 @@
             <w:pPr>
               <w:spacing w:after="40"/>
             </w:pPr>
+            <w:r>
+              <w:t xml:space="preserve">Linked In- </w:t>
+            </w:r>
             <w:hyperlink r:id="rId6" w:history="1">
               <w:r>
                 <w:rPr>
@@ -1619,6 +1554,17 @@
             <w:pPr>
               <w:spacing w:after="40"/>
             </w:pPr>
+            <w:r>
+              <w:t xml:space="preserve">GitHub- </w:t>
+            </w:r>
+            <w:hyperlink r:id="rId7" w:history="1">
+              <w:r>
+                <w:rPr>
+                  <w:rStyle w:val="Hyperlink"/>
+                </w:rPr>
+                <w:t>https://emmanuelketer.github.io/portfolio/</w:t>
+              </w:r>
+            </w:hyperlink>
           </w:p>
           <w:p>
             <w:pPr>
@@ -1627,6 +1573,8 @@
               </w:pBdr>
               <w:spacing w:before="60" w:after="120"/>
             </w:pPr>
+            <w:bookmarkStart w:id="0" w:name="_GoBack"/>
+            <w:bookmarkEnd w:id="0"/>
           </w:p>
           <w:p>
             <w:pPr>
@@ -2103,10 +2051,7 @@
               <w:spacing w:after="30"/>
             </w:pPr>
             <w:r>
-              <w:t>Responsive W</w:t>
-            </w:r>
-            <w:r>
-              <w:t>eb Design</w:t>
+              <w:t>Responsive Web Design</w:t>
             </w:r>
           </w:p>
           <w:p>
@@ -2236,6 +2181,7 @@
               <w:spacing w:after="30"/>
             </w:pPr>
             <w:r>
+              <w:lastRenderedPageBreak/>
               <w:t>UX Design Principles</w:t>
             </w:r>
           </w:p>
@@ -2249,802 +2195,796 @@
               <w:spacing w:after="30"/>
             </w:pPr>
             <w:r>
+              <w:t>Dashboard creation</w:t>
+            </w:r>
+          </w:p>
+          <w:p>
+            <w:pPr>
+              <w:pStyle w:val="ListParagraph"/>
+              <w:numPr>
+                <w:ilvl w:val="0"/>
+                <w:numId w:val="3"/>
+              </w:numPr>
+              <w:spacing w:after="30"/>
+            </w:pPr>
+            <w:r>
+              <w:t>Operational Analysis</w:t>
+            </w:r>
+          </w:p>
+          <w:p>
+            <w:pPr>
+              <w:pStyle w:val="ListParagraph"/>
+              <w:numPr>
+                <w:ilvl w:val="0"/>
+                <w:numId w:val="3"/>
+              </w:numPr>
+              <w:spacing w:after="30"/>
+            </w:pPr>
+            <w:r>
+              <w:t>Front-End Development</w:t>
+            </w:r>
+          </w:p>
+          <w:p>
+            <w:pPr>
+              <w:pStyle w:val="ListParagraph"/>
+              <w:numPr>
+                <w:ilvl w:val="0"/>
+                <w:numId w:val="3"/>
+              </w:numPr>
+              <w:spacing w:after="30"/>
+            </w:pPr>
+            <w:r>
+              <w:t>Network Security</w:t>
+            </w:r>
+          </w:p>
+          <w:p>
+            <w:pPr>
+              <w:pStyle w:val="ListParagraph"/>
+              <w:numPr>
+                <w:ilvl w:val="0"/>
+                <w:numId w:val="3"/>
+              </w:numPr>
+              <w:spacing w:after="30"/>
+            </w:pPr>
+            <w:r>
+              <w:t>Python</w:t>
+            </w:r>
+          </w:p>
+          <w:p>
+            <w:pPr>
+              <w:pStyle w:val="ListParagraph"/>
+              <w:numPr>
+                <w:ilvl w:val="0"/>
+                <w:numId w:val="3"/>
+              </w:numPr>
+              <w:spacing w:after="30"/>
+            </w:pPr>
+            <w:r>
+              <w:t>MySQL</w:t>
+            </w:r>
+          </w:p>
+          <w:p>
+            <w:pPr>
+              <w:pStyle w:val="ListParagraph"/>
+              <w:numPr>
+                <w:ilvl w:val="0"/>
+                <w:numId w:val="3"/>
+              </w:numPr>
+              <w:spacing w:after="30"/>
+            </w:pPr>
+            <w:r>
+              <w:t>Virtualization</w:t>
+            </w:r>
+          </w:p>
+          <w:p>
+            <w:pPr>
+              <w:pStyle w:val="ListParagraph"/>
+              <w:numPr>
+                <w:ilvl w:val="0"/>
+                <w:numId w:val="3"/>
+              </w:numPr>
+              <w:spacing w:after="30"/>
+            </w:pPr>
+            <w:r>
+              <w:t>SQL</w:t>
+            </w:r>
+          </w:p>
+          <w:p>
+            <w:pPr>
+              <w:pStyle w:val="ListParagraph"/>
+              <w:numPr>
+                <w:ilvl w:val="0"/>
+                <w:numId w:val="3"/>
+              </w:numPr>
+              <w:spacing w:after="30"/>
+            </w:pPr>
+            <w:proofErr w:type="spellStart"/>
+            <w:r>
+              <w:t>Solidworks</w:t>
+            </w:r>
+            <w:proofErr w:type="spellEnd"/>
+          </w:p>
+          <w:p>
+            <w:pPr>
+              <w:pStyle w:val="ListParagraph"/>
+              <w:numPr>
+                <w:ilvl w:val="0"/>
+                <w:numId w:val="3"/>
+              </w:numPr>
+              <w:spacing w:after="30"/>
+            </w:pPr>
+            <w:r>
+              <w:t>Object-Oriented Programming</w:t>
+            </w:r>
+          </w:p>
+          <w:p>
+            <w:pPr>
+              <w:pStyle w:val="ListParagraph"/>
+              <w:numPr>
+                <w:ilvl w:val="0"/>
+                <w:numId w:val="3"/>
+              </w:numPr>
+              <w:spacing w:after="30"/>
+            </w:pPr>
+            <w:proofErr w:type="spellStart"/>
+            <w:r>
+              <w:t>Javascript</w:t>
+            </w:r>
+            <w:proofErr w:type="spellEnd"/>
+          </w:p>
+          <w:p>
+            <w:pPr>
+              <w:pStyle w:val="ListParagraph"/>
+              <w:numPr>
+                <w:ilvl w:val="0"/>
+                <w:numId w:val="3"/>
+              </w:numPr>
+              <w:spacing w:after="30"/>
+            </w:pPr>
+            <w:proofErr w:type="spellStart"/>
+            <w:r>
+              <w:t>AutoDesk</w:t>
+            </w:r>
+            <w:proofErr w:type="spellEnd"/>
+            <w:r>
+              <w:t xml:space="preserve"> Inventor</w:t>
+            </w:r>
+          </w:p>
+          <w:p>
+            <w:pPr>
+              <w:pStyle w:val="ListParagraph"/>
+              <w:numPr>
+                <w:ilvl w:val="0"/>
+                <w:numId w:val="3"/>
+              </w:numPr>
+              <w:spacing w:after="30"/>
+            </w:pPr>
+            <w:r>
+              <w:t>Software testing</w:t>
+            </w:r>
+          </w:p>
+          <w:p>
+            <w:pPr>
+              <w:pStyle w:val="ListParagraph"/>
+              <w:numPr>
+                <w:ilvl w:val="0"/>
+                <w:numId w:val="3"/>
+              </w:numPr>
+              <w:spacing w:after="30"/>
+            </w:pPr>
+            <w:r>
+              <w:t>Resource Allocation</w:t>
+            </w:r>
+          </w:p>
+          <w:p>
+            <w:pPr>
+              <w:pStyle w:val="ListParagraph"/>
+              <w:numPr>
+                <w:ilvl w:val="0"/>
+                <w:numId w:val="3"/>
+              </w:numPr>
+              <w:spacing w:after="30"/>
+            </w:pPr>
+            <w:r>
+              <w:t>Technical reporting</w:t>
+            </w:r>
+          </w:p>
+          <w:p>
+            <w:pPr>
+              <w:pStyle w:val="ListParagraph"/>
+              <w:numPr>
+                <w:ilvl w:val="0"/>
+                <w:numId w:val="3"/>
+              </w:numPr>
+              <w:spacing w:after="30"/>
+            </w:pPr>
+            <w:r>
+              <w:t>Customer Support</w:t>
+            </w:r>
+          </w:p>
+          <w:p>
+            <w:pPr>
+              <w:pStyle w:val="ListParagraph"/>
+              <w:numPr>
+                <w:ilvl w:val="0"/>
+                <w:numId w:val="3"/>
+              </w:numPr>
+              <w:spacing w:after="30"/>
+            </w:pPr>
+            <w:r>
+              <w:t>Logistics Management</w:t>
+            </w:r>
+          </w:p>
+          <w:p>
+            <w:pPr>
+              <w:pStyle w:val="ListParagraph"/>
+              <w:numPr>
+                <w:ilvl w:val="0"/>
+                <w:numId w:val="3"/>
+              </w:numPr>
+              <w:spacing w:after="30"/>
+            </w:pPr>
+            <w:r>
+              <w:t>Document Management</w:t>
+            </w:r>
+          </w:p>
+          <w:p>
+            <w:pPr>
+              <w:pStyle w:val="ListParagraph"/>
+              <w:numPr>
+                <w:ilvl w:val="0"/>
+                <w:numId w:val="3"/>
+              </w:numPr>
+              <w:spacing w:after="30"/>
+            </w:pPr>
+            <w:r>
+              <w:t>Contract Management</w:t>
+            </w:r>
+          </w:p>
+          <w:p>
+            <w:pPr>
+              <w:pStyle w:val="ListParagraph"/>
+              <w:numPr>
+                <w:ilvl w:val="0"/>
+                <w:numId w:val="3"/>
+              </w:numPr>
+              <w:spacing w:after="30"/>
+            </w:pPr>
+            <w:r>
+              <w:t>Project development</w:t>
+            </w:r>
+          </w:p>
+          <w:p>
+            <w:pPr>
+              <w:pStyle w:val="ListParagraph"/>
+              <w:numPr>
+                <w:ilvl w:val="0"/>
+                <w:numId w:val="3"/>
+              </w:numPr>
+              <w:spacing w:after="30"/>
+            </w:pPr>
+            <w:r>
+              <w:t>Productivity Improvement</w:t>
+            </w:r>
+          </w:p>
+          <w:p>
+            <w:pPr>
+              <w:pStyle w:val="ListParagraph"/>
+              <w:numPr>
+                <w:ilvl w:val="0"/>
+                <w:numId w:val="3"/>
+              </w:numPr>
+              <w:spacing w:after="30"/>
+            </w:pPr>
+            <w:r>
+              <w:t>Vendor Sourcing</w:t>
+            </w:r>
+          </w:p>
+          <w:p>
+            <w:pPr>
+              <w:pStyle w:val="ListParagraph"/>
+              <w:numPr>
+                <w:ilvl w:val="0"/>
+                <w:numId w:val="3"/>
+              </w:numPr>
+              <w:spacing w:after="30"/>
+            </w:pPr>
+            <w:r>
+              <w:t>Cost Control</w:t>
+            </w:r>
+          </w:p>
+          <w:p>
+            <w:pPr>
+              <w:pStyle w:val="ListParagraph"/>
+              <w:numPr>
+                <w:ilvl w:val="0"/>
+                <w:numId w:val="3"/>
+              </w:numPr>
+              <w:spacing w:after="30"/>
+            </w:pPr>
+            <w:r>
+              <w:t>Project tracking</w:t>
+            </w:r>
+          </w:p>
+          <w:p>
+            <w:pPr>
+              <w:pStyle w:val="ListParagraph"/>
+              <w:numPr>
+                <w:ilvl w:val="0"/>
+                <w:numId w:val="3"/>
+              </w:numPr>
+              <w:spacing w:after="30"/>
+            </w:pPr>
+            <w:r>
+              <w:t>Risk Management</w:t>
+            </w:r>
+          </w:p>
+          <w:p>
+            <w:pPr>
+              <w:pStyle w:val="ListParagraph"/>
+              <w:numPr>
+                <w:ilvl w:val="0"/>
+                <w:numId w:val="3"/>
+              </w:numPr>
+              <w:spacing w:after="30"/>
+            </w:pPr>
+            <w:r>
+              <w:t>Project Planning</w:t>
+            </w:r>
+          </w:p>
+          <w:p>
+            <w:pPr>
+              <w:pStyle w:val="ListParagraph"/>
+              <w:numPr>
+                <w:ilvl w:val="0"/>
+                <w:numId w:val="3"/>
+              </w:numPr>
+              <w:spacing w:after="30"/>
+            </w:pPr>
+            <w:r>
+              <w:t>Schedule Management</w:t>
+            </w:r>
+          </w:p>
+          <w:p>
+            <w:pPr>
+              <w:pStyle w:val="ListParagraph"/>
+              <w:numPr>
+                <w:ilvl w:val="0"/>
+                <w:numId w:val="3"/>
+              </w:numPr>
+              <w:spacing w:after="30"/>
+            </w:pPr>
+            <w:r>
+              <w:t>Root Cause Analysis</w:t>
+            </w:r>
+          </w:p>
+          <w:p>
+            <w:pPr>
+              <w:pStyle w:val="ListParagraph"/>
+              <w:numPr>
+                <w:ilvl w:val="0"/>
+                <w:numId w:val="3"/>
+              </w:numPr>
+              <w:spacing w:after="30"/>
+            </w:pPr>
+            <w:r>
+              <w:t>Strategic Planning</w:t>
+            </w:r>
+          </w:p>
+          <w:p>
+            <w:pPr>
+              <w:pStyle w:val="ListParagraph"/>
+              <w:numPr>
+                <w:ilvl w:val="0"/>
+                <w:numId w:val="3"/>
+              </w:numPr>
+              <w:spacing w:after="30"/>
+            </w:pPr>
+            <w:r>
+              <w:t>Budget Control</w:t>
+            </w:r>
+          </w:p>
+          <w:p>
+            <w:pPr>
+              <w:pStyle w:val="ListParagraph"/>
+              <w:numPr>
+                <w:ilvl w:val="0"/>
+                <w:numId w:val="3"/>
+              </w:numPr>
+              <w:spacing w:after="30"/>
+            </w:pPr>
+            <w:r>
+              <w:t>Budget Preparation</w:t>
+            </w:r>
+          </w:p>
+          <w:p>
+            <w:pPr>
+              <w:pStyle w:val="ListParagraph"/>
+              <w:numPr>
+                <w:ilvl w:val="0"/>
+                <w:numId w:val="3"/>
+              </w:numPr>
+              <w:spacing w:after="30"/>
+            </w:pPr>
+            <w:r>
+              <w:t>Project development and lifecycle</w:t>
+            </w:r>
+          </w:p>
+          <w:p>
+            <w:pPr>
+              <w:pStyle w:val="ListParagraph"/>
+              <w:numPr>
+                <w:ilvl w:val="0"/>
+                <w:numId w:val="3"/>
+              </w:numPr>
+              <w:spacing w:after="30"/>
+            </w:pPr>
+            <w:r>
+              <w:t>Cross-Functional Collaboration</w:t>
+            </w:r>
+          </w:p>
+          <w:p>
+            <w:pPr>
+              <w:pStyle w:val="ListParagraph"/>
+              <w:numPr>
+                <w:ilvl w:val="0"/>
+                <w:numId w:val="3"/>
+              </w:numPr>
+              <w:spacing w:after="30"/>
+            </w:pPr>
+            <w:r>
+              <w:t>Forecasting</w:t>
+            </w:r>
+          </w:p>
+          <w:p>
+            <w:pPr>
+              <w:pStyle w:val="ListParagraph"/>
+              <w:numPr>
+                <w:ilvl w:val="0"/>
+                <w:numId w:val="3"/>
+              </w:numPr>
+              <w:spacing w:after="30"/>
+            </w:pPr>
+            <w:r>
+              <w:t>Budgeting and forecasting</w:t>
+            </w:r>
+          </w:p>
+          <w:p>
+            <w:pPr>
+              <w:pStyle w:val="ListParagraph"/>
+              <w:numPr>
+                <w:ilvl w:val="0"/>
+                <w:numId w:val="3"/>
+              </w:numPr>
+              <w:spacing w:after="30"/>
+            </w:pPr>
+            <w:r>
+              <w:t>Cloud deployment</w:t>
+            </w:r>
+          </w:p>
+          <w:p>
+            <w:pPr>
+              <w:pStyle w:val="ListParagraph"/>
+              <w:numPr>
+                <w:ilvl w:val="0"/>
+                <w:numId w:val="3"/>
+              </w:numPr>
+              <w:spacing w:after="30"/>
+            </w:pPr>
+            <w:r>
+              <w:t>Software development</w:t>
+            </w:r>
+          </w:p>
+          <w:p>
+            <w:pPr>
+              <w:pStyle w:val="ListParagraph"/>
+              <w:numPr>
+                <w:ilvl w:val="0"/>
+                <w:numId w:val="3"/>
+              </w:numPr>
+              <w:spacing w:after="30"/>
+            </w:pPr>
+            <w:r>
+              <w:t>Project management</w:t>
+            </w:r>
+          </w:p>
+          <w:p>
+            <w:pPr>
+              <w:pStyle w:val="ListParagraph"/>
+              <w:numPr>
+                <w:ilvl w:val="0"/>
+                <w:numId w:val="3"/>
+              </w:numPr>
+              <w:spacing w:after="30"/>
+            </w:pPr>
+            <w:r>
+              <w:t>Technical documentation</w:t>
+            </w:r>
+          </w:p>
+          <w:p>
+            <w:pPr>
+              <w:pStyle w:val="ListParagraph"/>
+              <w:numPr>
+                <w:ilvl w:val="0"/>
+                <w:numId w:val="3"/>
+              </w:numPr>
+              <w:spacing w:after="30"/>
+            </w:pPr>
+            <w:r>
+              <w:t>Data analysis</w:t>
+            </w:r>
+          </w:p>
+          <w:p>
+            <w:pPr>
+              <w:pStyle w:val="ListParagraph"/>
+              <w:numPr>
+                <w:ilvl w:val="0"/>
+                <w:numId w:val="3"/>
+              </w:numPr>
+              <w:spacing w:after="30"/>
+            </w:pPr>
+            <w:r>
+              <w:t>Team collaboration</w:t>
+            </w:r>
+          </w:p>
+          <w:p>
+            <w:pPr>
+              <w:pStyle w:val="ListParagraph"/>
+              <w:numPr>
+                <w:ilvl w:val="0"/>
+                <w:numId w:val="3"/>
+              </w:numPr>
+              <w:spacing w:after="30"/>
+            </w:pPr>
+            <w:r>
+              <w:t>Quality assurance</w:t>
+            </w:r>
+          </w:p>
+          <w:p>
+            <w:pPr>
+              <w:pStyle w:val="ListParagraph"/>
+              <w:numPr>
+                <w:ilvl w:val="0"/>
+                <w:numId w:val="3"/>
+              </w:numPr>
+              <w:spacing w:after="30"/>
+            </w:pPr>
+            <w:r>
+              <w:t>CI and CD pipelines</w:t>
+            </w:r>
+          </w:p>
+          <w:p>
+            <w:pPr>
+              <w:pStyle w:val="ListParagraph"/>
+              <w:numPr>
+                <w:ilvl w:val="0"/>
+                <w:numId w:val="3"/>
+              </w:numPr>
+              <w:spacing w:after="30"/>
+            </w:pPr>
+            <w:r>
+              <w:t>AWS solutions architect</w:t>
+            </w:r>
+          </w:p>
+          <w:p>
+            <w:pPr>
+              <w:pStyle w:val="ListParagraph"/>
+              <w:numPr>
+                <w:ilvl w:val="0"/>
+                <w:numId w:val="3"/>
+              </w:numPr>
+              <w:spacing w:after="30"/>
+            </w:pPr>
+            <w:r>
+              <w:t>Infrastructure as Code</w:t>
+            </w:r>
+          </w:p>
+          <w:p>
+            <w:pPr>
+              <w:pStyle w:val="ListParagraph"/>
+              <w:numPr>
+                <w:ilvl w:val="0"/>
+                <w:numId w:val="3"/>
+              </w:numPr>
+              <w:spacing w:after="30"/>
+            </w:pPr>
+            <w:r>
+              <w:t>Python scripting</w:t>
+            </w:r>
+          </w:p>
+          <w:p>
+            <w:pPr>
+              <w:pStyle w:val="ListParagraph"/>
+              <w:numPr>
+                <w:ilvl w:val="0"/>
+                <w:numId w:val="3"/>
+              </w:numPr>
+              <w:spacing w:after="30"/>
+            </w:pPr>
+            <w:r>
+              <w:t>Linux system administration</w:t>
+            </w:r>
+          </w:p>
+          <w:p>
+            <w:pPr>
+              <w:pStyle w:val="ListParagraph"/>
+              <w:numPr>
+                <w:ilvl w:val="0"/>
+                <w:numId w:val="3"/>
+              </w:numPr>
+              <w:spacing w:after="30"/>
+            </w:pPr>
+            <w:r>
+              <w:t>Google cloud platform</w:t>
+            </w:r>
+          </w:p>
+          <w:p>
+            <w:pPr>
+              <w:pStyle w:val="ListParagraph"/>
+              <w:numPr>
+                <w:ilvl w:val="0"/>
+                <w:numId w:val="3"/>
+              </w:numPr>
+              <w:spacing w:after="30"/>
+            </w:pPr>
+            <w:r>
+              <w:t>Cost optimization</w:t>
+            </w:r>
+          </w:p>
+          <w:p>
+            <w:pPr>
+              <w:pStyle w:val="ListParagraph"/>
+              <w:numPr>
+                <w:ilvl w:val="0"/>
+                <w:numId w:val="3"/>
+              </w:numPr>
+              <w:spacing w:after="30"/>
+            </w:pPr>
+            <w:r>
+              <w:t>Distributed systems</w:t>
+            </w:r>
+          </w:p>
+          <w:p>
+            <w:pPr>
+              <w:pStyle w:val="ListParagraph"/>
+              <w:numPr>
+                <w:ilvl w:val="0"/>
+                <w:numId w:val="3"/>
+              </w:numPr>
+              <w:spacing w:after="30"/>
+            </w:pPr>
+            <w:r>
+              <w:t>Back end development</w:t>
+            </w:r>
+          </w:p>
+          <w:p>
+            <w:pPr>
+              <w:pStyle w:val="ListParagraph"/>
+              <w:numPr>
+                <w:ilvl w:val="0"/>
+                <w:numId w:val="3"/>
+              </w:numPr>
+              <w:spacing w:after="30"/>
+            </w:pPr>
+            <w:r>
+              <w:t>Cost coding</w:t>
+            </w:r>
+          </w:p>
+          <w:p>
+            <w:pPr>
+              <w:pStyle w:val="ListParagraph"/>
+              <w:numPr>
+                <w:ilvl w:val="0"/>
+                <w:numId w:val="3"/>
+              </w:numPr>
+              <w:spacing w:after="30"/>
+            </w:pPr>
+            <w:r>
+              <w:t>System design</w:t>
+            </w:r>
+          </w:p>
+          <w:p>
+            <w:pPr>
+              <w:pStyle w:val="ListParagraph"/>
+              <w:numPr>
+                <w:ilvl w:val="0"/>
+                <w:numId w:val="3"/>
+              </w:numPr>
+              <w:spacing w:after="30"/>
+            </w:pPr>
+            <w:r>
+              <w:t>Front-end development</w:t>
+            </w:r>
+          </w:p>
+          <w:p>
+            <w:pPr>
+              <w:pStyle w:val="ListParagraph"/>
+              <w:numPr>
+                <w:ilvl w:val="0"/>
+                <w:numId w:val="3"/>
+              </w:numPr>
+              <w:spacing w:after="30"/>
+            </w:pPr>
+            <w:r>
+              <w:t>Technical troubleshooting</w:t>
+            </w:r>
+          </w:p>
+          <w:p>
+            <w:pPr>
+              <w:pStyle w:val="ListParagraph"/>
+              <w:numPr>
+                <w:ilvl w:val="0"/>
+                <w:numId w:val="3"/>
+              </w:numPr>
+              <w:spacing w:after="30"/>
+            </w:pPr>
+            <w:r>
+              <w:t>Object-oriented analysis</w:t>
+            </w:r>
+          </w:p>
+          <w:p>
+            <w:pPr>
+              <w:pStyle w:val="ListParagraph"/>
+              <w:numPr>
+                <w:ilvl w:val="0"/>
+                <w:numId w:val="3"/>
+              </w:numPr>
+              <w:spacing w:after="30"/>
+            </w:pPr>
+            <w:r>
+              <w:t>Data visualization tools</w:t>
+            </w:r>
+          </w:p>
+          <w:p>
+            <w:pPr>
+              <w:pStyle w:val="ListParagraph"/>
+              <w:numPr>
+                <w:ilvl w:val="0"/>
+                <w:numId w:val="3"/>
+              </w:numPr>
+              <w:spacing w:after="30"/>
+            </w:pPr>
+            <w:r>
+              <w:t>Cloud computing</w:t>
+            </w:r>
+          </w:p>
+          <w:p>
+            <w:pPr>
+              <w:pStyle w:val="ListParagraph"/>
+              <w:numPr>
+                <w:ilvl w:val="0"/>
+                <w:numId w:val="3"/>
+              </w:numPr>
+              <w:spacing w:after="30"/>
+            </w:pPr>
+            <w:r>
+              <w:t>Performance optimization</w:t>
+            </w:r>
+          </w:p>
+          <w:p>
+            <w:pPr>
+              <w:pStyle w:val="ListParagraph"/>
+              <w:numPr>
+                <w:ilvl w:val="0"/>
+                <w:numId w:val="3"/>
+              </w:numPr>
+              <w:spacing w:after="30"/>
+            </w:pPr>
+            <w:r>
+              <w:t>HTML</w:t>
+            </w:r>
+          </w:p>
+          <w:p>
+            <w:pPr>
+              <w:pStyle w:val="ListParagraph"/>
+              <w:numPr>
+                <w:ilvl w:val="0"/>
+                <w:numId w:val="3"/>
+              </w:numPr>
+              <w:spacing w:after="30"/>
+            </w:pPr>
+            <w:r>
               <w:lastRenderedPageBreak/>
-              <w:t>Dashboard creation</w:t>
-            </w:r>
-          </w:p>
-          <w:p>
-            <w:pPr>
-              <w:pStyle w:val="ListParagraph"/>
-              <w:numPr>
-                <w:ilvl w:val="0"/>
-                <w:numId w:val="3"/>
-              </w:numPr>
-              <w:spacing w:after="30"/>
-            </w:pPr>
-            <w:r>
-              <w:t>Operational Analysis</w:t>
-            </w:r>
-          </w:p>
-          <w:p>
-            <w:pPr>
-              <w:pStyle w:val="ListParagraph"/>
-              <w:numPr>
-                <w:ilvl w:val="0"/>
-                <w:numId w:val="3"/>
-              </w:numPr>
-              <w:spacing w:after="30"/>
-            </w:pPr>
-            <w:r>
-              <w:t>Front-End Development</w:t>
-            </w:r>
-          </w:p>
-          <w:p>
-            <w:pPr>
-              <w:pStyle w:val="ListParagraph"/>
-              <w:numPr>
-                <w:ilvl w:val="0"/>
-                <w:numId w:val="3"/>
-              </w:numPr>
-              <w:spacing w:after="30"/>
-            </w:pPr>
-            <w:r>
-              <w:t>Network Security</w:t>
-            </w:r>
-          </w:p>
-          <w:p>
-            <w:pPr>
-              <w:pStyle w:val="ListParagraph"/>
-              <w:numPr>
-                <w:ilvl w:val="0"/>
-                <w:numId w:val="3"/>
-              </w:numPr>
-              <w:spacing w:after="30"/>
-            </w:pPr>
-            <w:r>
-              <w:t>Python</w:t>
-            </w:r>
-          </w:p>
-          <w:p>
-            <w:pPr>
-              <w:pStyle w:val="ListParagraph"/>
-              <w:numPr>
-                <w:ilvl w:val="0"/>
-                <w:numId w:val="3"/>
-              </w:numPr>
-              <w:spacing w:after="30"/>
-            </w:pPr>
-            <w:r>
-              <w:t>MySQL</w:t>
-            </w:r>
-          </w:p>
-          <w:p>
-            <w:pPr>
-              <w:pStyle w:val="ListParagraph"/>
-              <w:numPr>
-                <w:ilvl w:val="0"/>
-                <w:numId w:val="3"/>
-              </w:numPr>
-              <w:spacing w:after="30"/>
-            </w:pPr>
-            <w:r>
-              <w:t>Virtualization</w:t>
-            </w:r>
-          </w:p>
-          <w:p>
-            <w:pPr>
-              <w:pStyle w:val="ListParagraph"/>
-              <w:numPr>
-                <w:ilvl w:val="0"/>
-                <w:numId w:val="3"/>
-              </w:numPr>
-              <w:spacing w:after="30"/>
-            </w:pPr>
-            <w:r>
-              <w:t>SQL</w:t>
-            </w:r>
-          </w:p>
-          <w:p>
-            <w:pPr>
-              <w:pStyle w:val="ListParagraph"/>
-              <w:numPr>
-                <w:ilvl w:val="0"/>
-                <w:numId w:val="3"/>
-              </w:numPr>
-              <w:spacing w:after="30"/>
-            </w:pPr>
-            <w:proofErr w:type="spellStart"/>
-            <w:r>
-              <w:t>Solidworks</w:t>
-            </w:r>
-            <w:proofErr w:type="spellEnd"/>
-          </w:p>
-          <w:p>
-            <w:pPr>
-              <w:pStyle w:val="ListParagraph"/>
-              <w:numPr>
-                <w:ilvl w:val="0"/>
-                <w:numId w:val="3"/>
-              </w:numPr>
-              <w:spacing w:after="30"/>
-            </w:pPr>
-            <w:r>
-              <w:t>Object-Oriented Programming</w:t>
-            </w:r>
-          </w:p>
-          <w:p>
-            <w:pPr>
-              <w:pStyle w:val="ListParagraph"/>
-              <w:numPr>
-                <w:ilvl w:val="0"/>
-                <w:numId w:val="3"/>
-              </w:numPr>
-              <w:spacing w:after="30"/>
-            </w:pPr>
-            <w:proofErr w:type="spellStart"/>
-            <w:r>
-              <w:t>Javascript</w:t>
-            </w:r>
-            <w:proofErr w:type="spellEnd"/>
-          </w:p>
-          <w:p>
-            <w:pPr>
-              <w:pStyle w:val="ListParagraph"/>
-              <w:numPr>
-                <w:ilvl w:val="0"/>
-                <w:numId w:val="3"/>
-              </w:numPr>
-              <w:spacing w:after="30"/>
-            </w:pPr>
-            <w:proofErr w:type="spellStart"/>
-            <w:r>
-              <w:t>AutoDesk</w:t>
-            </w:r>
-            <w:proofErr w:type="spellEnd"/>
-            <w:r>
-              <w:t xml:space="preserve"> Inventor</w:t>
-            </w:r>
-          </w:p>
-          <w:p>
-            <w:pPr>
-              <w:pStyle w:val="ListParagraph"/>
-              <w:numPr>
-                <w:ilvl w:val="0"/>
-                <w:numId w:val="3"/>
-              </w:numPr>
-              <w:spacing w:after="30"/>
-            </w:pPr>
-            <w:r>
-              <w:t>Software testing</w:t>
-            </w:r>
-          </w:p>
-          <w:p>
-            <w:pPr>
-              <w:pStyle w:val="ListParagraph"/>
-              <w:numPr>
-                <w:ilvl w:val="0"/>
-                <w:numId w:val="3"/>
-              </w:numPr>
-              <w:spacing w:after="30"/>
-            </w:pPr>
-            <w:r>
-              <w:t>Resource Allocation</w:t>
-            </w:r>
-          </w:p>
-          <w:p>
-            <w:pPr>
-              <w:pStyle w:val="ListParagraph"/>
-              <w:numPr>
-                <w:ilvl w:val="0"/>
-                <w:numId w:val="3"/>
-              </w:numPr>
-              <w:spacing w:after="30"/>
-            </w:pPr>
-            <w:r>
-              <w:t>Technical reporting</w:t>
-            </w:r>
-          </w:p>
-          <w:p>
-            <w:pPr>
-              <w:pStyle w:val="ListParagraph"/>
-              <w:numPr>
-                <w:ilvl w:val="0"/>
-                <w:numId w:val="3"/>
-              </w:numPr>
-              <w:spacing w:after="30"/>
-            </w:pPr>
-            <w:r>
-              <w:t>Customer Support</w:t>
-            </w:r>
-          </w:p>
-          <w:p>
-            <w:pPr>
-              <w:pStyle w:val="ListParagraph"/>
-              <w:numPr>
-                <w:ilvl w:val="0"/>
-                <w:numId w:val="3"/>
-              </w:numPr>
-              <w:spacing w:after="30"/>
-            </w:pPr>
-            <w:r>
-              <w:t>Log</w:t>
-            </w:r>
-            <w:r>
-              <w:t>istics Management</w:t>
-            </w:r>
-          </w:p>
-          <w:p>
-            <w:pPr>
-              <w:pStyle w:val="ListParagraph"/>
-              <w:numPr>
-                <w:ilvl w:val="0"/>
-                <w:numId w:val="3"/>
-              </w:numPr>
-              <w:spacing w:after="30"/>
-            </w:pPr>
-            <w:r>
-              <w:t>Document Management</w:t>
-            </w:r>
-          </w:p>
-          <w:p>
-            <w:pPr>
-              <w:pStyle w:val="ListParagraph"/>
-              <w:numPr>
-                <w:ilvl w:val="0"/>
-                <w:numId w:val="3"/>
-              </w:numPr>
-              <w:spacing w:after="30"/>
-            </w:pPr>
-            <w:r>
-              <w:t>Contract Management</w:t>
-            </w:r>
-          </w:p>
-          <w:p>
-            <w:pPr>
-              <w:pStyle w:val="ListParagraph"/>
-              <w:numPr>
-                <w:ilvl w:val="0"/>
-                <w:numId w:val="3"/>
-              </w:numPr>
-              <w:spacing w:after="30"/>
-            </w:pPr>
-            <w:r>
-              <w:t>Project development</w:t>
-            </w:r>
-          </w:p>
-          <w:p>
-            <w:pPr>
-              <w:pStyle w:val="ListParagraph"/>
-              <w:numPr>
-                <w:ilvl w:val="0"/>
-                <w:numId w:val="3"/>
-              </w:numPr>
-              <w:spacing w:after="30"/>
-            </w:pPr>
-            <w:r>
-              <w:t>Productivity Improvement</w:t>
-            </w:r>
-          </w:p>
-          <w:p>
-            <w:pPr>
-              <w:pStyle w:val="ListParagraph"/>
-              <w:numPr>
-                <w:ilvl w:val="0"/>
-                <w:numId w:val="3"/>
-              </w:numPr>
-              <w:spacing w:after="30"/>
-            </w:pPr>
-            <w:r>
-              <w:t>Vendor Sourcing</w:t>
-            </w:r>
-          </w:p>
-          <w:p>
-            <w:pPr>
-              <w:pStyle w:val="ListParagraph"/>
-              <w:numPr>
-                <w:ilvl w:val="0"/>
-                <w:numId w:val="3"/>
-              </w:numPr>
-              <w:spacing w:after="30"/>
-            </w:pPr>
-            <w:r>
-              <w:t>Cost Control</w:t>
-            </w:r>
-          </w:p>
-          <w:p>
-            <w:pPr>
-              <w:pStyle w:val="ListParagraph"/>
-              <w:numPr>
-                <w:ilvl w:val="0"/>
-                <w:numId w:val="3"/>
-              </w:numPr>
-              <w:spacing w:after="30"/>
-            </w:pPr>
-            <w:r>
-              <w:t>Project tracking</w:t>
-            </w:r>
-          </w:p>
-          <w:p>
-            <w:pPr>
-              <w:pStyle w:val="ListParagraph"/>
-              <w:numPr>
-                <w:ilvl w:val="0"/>
-                <w:numId w:val="3"/>
-              </w:numPr>
-              <w:spacing w:after="30"/>
-            </w:pPr>
-            <w:r>
-              <w:t>Risk Management</w:t>
-            </w:r>
-          </w:p>
-          <w:p>
-            <w:pPr>
-              <w:pStyle w:val="ListParagraph"/>
-              <w:numPr>
-                <w:ilvl w:val="0"/>
-                <w:numId w:val="3"/>
-              </w:numPr>
-              <w:spacing w:after="30"/>
-            </w:pPr>
-            <w:r>
-              <w:t>Project Planning</w:t>
-            </w:r>
-          </w:p>
-          <w:p>
-            <w:pPr>
-              <w:pStyle w:val="ListParagraph"/>
-              <w:numPr>
-                <w:ilvl w:val="0"/>
-                <w:numId w:val="3"/>
-              </w:numPr>
-              <w:spacing w:after="30"/>
-            </w:pPr>
-            <w:r>
-              <w:t>Schedule Management</w:t>
-            </w:r>
-          </w:p>
-          <w:p>
-            <w:pPr>
-              <w:pStyle w:val="ListParagraph"/>
-              <w:numPr>
-                <w:ilvl w:val="0"/>
-                <w:numId w:val="3"/>
-              </w:numPr>
-              <w:spacing w:after="30"/>
-            </w:pPr>
-            <w:r>
-              <w:t>Root Cause Analysis</w:t>
-            </w:r>
-          </w:p>
-          <w:p>
-            <w:pPr>
-              <w:pStyle w:val="ListParagraph"/>
-              <w:numPr>
-                <w:ilvl w:val="0"/>
-                <w:numId w:val="3"/>
-              </w:numPr>
-              <w:spacing w:after="30"/>
-            </w:pPr>
-            <w:r>
-              <w:t>Strategic Planning</w:t>
-            </w:r>
-          </w:p>
-          <w:p>
-            <w:pPr>
-              <w:pStyle w:val="ListParagraph"/>
-              <w:numPr>
-                <w:ilvl w:val="0"/>
-                <w:numId w:val="3"/>
-              </w:numPr>
-              <w:spacing w:after="30"/>
-            </w:pPr>
-            <w:r>
-              <w:t>Budget Control</w:t>
-            </w:r>
-          </w:p>
-          <w:p>
-            <w:pPr>
-              <w:pStyle w:val="ListParagraph"/>
-              <w:numPr>
-                <w:ilvl w:val="0"/>
-                <w:numId w:val="3"/>
-              </w:numPr>
-              <w:spacing w:after="30"/>
-            </w:pPr>
-            <w:r>
-              <w:t>Budget Preparation</w:t>
-            </w:r>
-          </w:p>
-          <w:p>
-            <w:pPr>
-              <w:pStyle w:val="ListParagraph"/>
-              <w:numPr>
-                <w:ilvl w:val="0"/>
-                <w:numId w:val="3"/>
-              </w:numPr>
-              <w:spacing w:after="30"/>
-            </w:pPr>
-            <w:r>
-              <w:t>Project development and lifecycle</w:t>
-            </w:r>
-          </w:p>
-          <w:p>
-            <w:pPr>
-              <w:pStyle w:val="ListParagraph"/>
-              <w:numPr>
-                <w:ilvl w:val="0"/>
-                <w:numId w:val="3"/>
-              </w:numPr>
-              <w:spacing w:after="30"/>
-            </w:pPr>
-            <w:r>
-              <w:t>Cross-Functional Collaboration</w:t>
-            </w:r>
-          </w:p>
-          <w:p>
-            <w:pPr>
-              <w:pStyle w:val="ListParagraph"/>
-              <w:numPr>
-                <w:ilvl w:val="0"/>
-                <w:numId w:val="3"/>
-              </w:numPr>
-              <w:spacing w:after="30"/>
-            </w:pPr>
-            <w:r>
-              <w:t>Forecasting</w:t>
-            </w:r>
-          </w:p>
-          <w:p>
-            <w:pPr>
-              <w:pStyle w:val="ListParagraph"/>
-              <w:numPr>
-                <w:ilvl w:val="0"/>
-                <w:numId w:val="3"/>
-              </w:numPr>
-              <w:spacing w:after="30"/>
-            </w:pPr>
-            <w:r>
-              <w:t>Budgeting and forecasting</w:t>
-            </w:r>
-          </w:p>
-          <w:p>
-            <w:pPr>
-              <w:pStyle w:val="ListParagraph"/>
-              <w:numPr>
-                <w:ilvl w:val="0"/>
-                <w:numId w:val="3"/>
-              </w:numPr>
-              <w:spacing w:after="30"/>
-            </w:pPr>
-            <w:r>
-              <w:t>Cloud deployment</w:t>
-            </w:r>
-          </w:p>
-          <w:p>
-            <w:pPr>
-              <w:pStyle w:val="ListParagraph"/>
-              <w:numPr>
-                <w:ilvl w:val="0"/>
-                <w:numId w:val="3"/>
-              </w:numPr>
-              <w:spacing w:after="30"/>
-            </w:pPr>
-            <w:r>
-              <w:t>Software development</w:t>
-            </w:r>
-          </w:p>
-          <w:p>
-            <w:pPr>
-              <w:pStyle w:val="ListParagraph"/>
-              <w:numPr>
-                <w:ilvl w:val="0"/>
-                <w:numId w:val="3"/>
-              </w:numPr>
-              <w:spacing w:after="30"/>
-            </w:pPr>
-            <w:r>
-              <w:t>Project management</w:t>
-            </w:r>
-          </w:p>
-          <w:p>
-            <w:pPr>
-              <w:pStyle w:val="ListParagraph"/>
-              <w:numPr>
-                <w:ilvl w:val="0"/>
-                <w:numId w:val="3"/>
-              </w:numPr>
-              <w:spacing w:after="30"/>
-            </w:pPr>
-            <w:r>
-              <w:t>Technical documentation</w:t>
-            </w:r>
-          </w:p>
-          <w:p>
-            <w:pPr>
-              <w:pStyle w:val="ListParagraph"/>
-              <w:numPr>
-                <w:ilvl w:val="0"/>
-                <w:numId w:val="3"/>
-              </w:numPr>
-              <w:spacing w:after="30"/>
-            </w:pPr>
-            <w:r>
-              <w:t>Data analysis</w:t>
-            </w:r>
-          </w:p>
-          <w:p>
-            <w:pPr>
-              <w:pStyle w:val="ListParagraph"/>
-              <w:numPr>
-                <w:ilvl w:val="0"/>
-                <w:numId w:val="3"/>
-              </w:numPr>
-              <w:spacing w:after="30"/>
-            </w:pPr>
-            <w:r>
-              <w:t xml:space="preserve">Team </w:t>
-            </w:r>
-            <w:r>
-              <w:t>collaboration</w:t>
-            </w:r>
-          </w:p>
-          <w:p>
-            <w:pPr>
-              <w:pStyle w:val="ListParagraph"/>
-              <w:numPr>
-                <w:ilvl w:val="0"/>
-                <w:numId w:val="3"/>
-              </w:numPr>
-              <w:spacing w:after="30"/>
-            </w:pPr>
-            <w:r>
-              <w:t>Quality assurance</w:t>
-            </w:r>
-          </w:p>
-          <w:p>
-            <w:pPr>
-              <w:pStyle w:val="ListParagraph"/>
-              <w:numPr>
-                <w:ilvl w:val="0"/>
-                <w:numId w:val="3"/>
-              </w:numPr>
-              <w:spacing w:after="30"/>
-            </w:pPr>
-            <w:r>
-              <w:t>CI and CD pipelines</w:t>
-            </w:r>
-          </w:p>
-          <w:p>
-            <w:pPr>
-              <w:pStyle w:val="ListParagraph"/>
-              <w:numPr>
-                <w:ilvl w:val="0"/>
-                <w:numId w:val="3"/>
-              </w:numPr>
-              <w:spacing w:after="30"/>
-            </w:pPr>
-            <w:r>
-              <w:t>AWS solutions architect</w:t>
-            </w:r>
-          </w:p>
-          <w:p>
-            <w:pPr>
-              <w:pStyle w:val="ListParagraph"/>
-              <w:numPr>
-                <w:ilvl w:val="0"/>
-                <w:numId w:val="3"/>
-              </w:numPr>
-              <w:spacing w:after="30"/>
-            </w:pPr>
-            <w:r>
-              <w:t>Infrastructure as Code</w:t>
-            </w:r>
-          </w:p>
-          <w:p>
-            <w:pPr>
-              <w:pStyle w:val="ListParagraph"/>
-              <w:numPr>
-                <w:ilvl w:val="0"/>
-                <w:numId w:val="3"/>
-              </w:numPr>
-              <w:spacing w:after="30"/>
-            </w:pPr>
-            <w:r>
-              <w:t>Python scripting</w:t>
-            </w:r>
-          </w:p>
-          <w:p>
-            <w:pPr>
-              <w:pStyle w:val="ListParagraph"/>
-              <w:numPr>
-                <w:ilvl w:val="0"/>
-                <w:numId w:val="3"/>
-              </w:numPr>
-              <w:spacing w:after="30"/>
-            </w:pPr>
-            <w:r>
-              <w:t>Linux system administration</w:t>
-            </w:r>
-          </w:p>
-          <w:p>
-            <w:pPr>
-              <w:pStyle w:val="ListParagraph"/>
-              <w:numPr>
-                <w:ilvl w:val="0"/>
-                <w:numId w:val="3"/>
-              </w:numPr>
-              <w:spacing w:after="30"/>
-            </w:pPr>
-            <w:r>
-              <w:t>Google cloud platform</w:t>
-            </w:r>
-          </w:p>
-          <w:p>
-            <w:pPr>
-              <w:pStyle w:val="ListParagraph"/>
-              <w:numPr>
-                <w:ilvl w:val="0"/>
-                <w:numId w:val="3"/>
-              </w:numPr>
-              <w:spacing w:after="30"/>
-            </w:pPr>
-            <w:r>
-              <w:t>Cost optimization</w:t>
-            </w:r>
-          </w:p>
-          <w:p>
-            <w:pPr>
-              <w:pStyle w:val="ListParagraph"/>
-              <w:numPr>
-                <w:ilvl w:val="0"/>
-                <w:numId w:val="3"/>
-              </w:numPr>
-              <w:spacing w:after="30"/>
-            </w:pPr>
-            <w:r>
-              <w:t>Distributed systems</w:t>
-            </w:r>
-          </w:p>
-          <w:p>
-            <w:pPr>
-              <w:pStyle w:val="ListParagraph"/>
-              <w:numPr>
-                <w:ilvl w:val="0"/>
-                <w:numId w:val="3"/>
-              </w:numPr>
-              <w:spacing w:after="30"/>
-            </w:pPr>
-            <w:r>
-              <w:t>Back end development</w:t>
-            </w:r>
-          </w:p>
-          <w:p>
-            <w:pPr>
-              <w:pStyle w:val="ListParagraph"/>
-              <w:numPr>
-                <w:ilvl w:val="0"/>
-                <w:numId w:val="3"/>
-              </w:numPr>
-              <w:spacing w:after="30"/>
-            </w:pPr>
-            <w:r>
-              <w:t>Cost coding</w:t>
-            </w:r>
-          </w:p>
-          <w:p>
-            <w:pPr>
-              <w:pStyle w:val="ListParagraph"/>
-              <w:numPr>
-                <w:ilvl w:val="0"/>
-                <w:numId w:val="3"/>
-              </w:numPr>
-              <w:spacing w:after="30"/>
-            </w:pPr>
-            <w:r>
-              <w:t>System design</w:t>
-            </w:r>
-          </w:p>
-          <w:p>
-            <w:pPr>
-              <w:pStyle w:val="ListParagraph"/>
-              <w:numPr>
-                <w:ilvl w:val="0"/>
-                <w:numId w:val="3"/>
-              </w:numPr>
-              <w:spacing w:after="30"/>
-            </w:pPr>
-            <w:r>
-              <w:t>Front-end development</w:t>
-            </w:r>
-          </w:p>
-          <w:p>
-            <w:pPr>
-              <w:pStyle w:val="ListParagraph"/>
-              <w:numPr>
-                <w:ilvl w:val="0"/>
-                <w:numId w:val="3"/>
-              </w:numPr>
-              <w:spacing w:after="30"/>
-            </w:pPr>
-            <w:r>
-              <w:t>Technical troubleshooting</w:t>
-            </w:r>
-          </w:p>
-          <w:p>
-            <w:pPr>
-              <w:pStyle w:val="ListParagraph"/>
-              <w:numPr>
-                <w:ilvl w:val="0"/>
-                <w:numId w:val="3"/>
-              </w:numPr>
-              <w:spacing w:after="30"/>
-            </w:pPr>
-            <w:r>
-              <w:t>Object-oriented analysis</w:t>
-            </w:r>
-          </w:p>
-          <w:p>
-            <w:pPr>
-              <w:pStyle w:val="ListParagraph"/>
-              <w:numPr>
-                <w:ilvl w:val="0"/>
-                <w:numId w:val="3"/>
-              </w:numPr>
-              <w:spacing w:after="30"/>
-            </w:pPr>
-            <w:r>
-              <w:t>Data visualization tools</w:t>
-            </w:r>
-          </w:p>
-          <w:p>
-            <w:pPr>
-              <w:pStyle w:val="ListParagraph"/>
-              <w:numPr>
-                <w:ilvl w:val="0"/>
-                <w:numId w:val="3"/>
-              </w:numPr>
-              <w:spacing w:after="30"/>
-            </w:pPr>
-            <w:r>
-              <w:t>Cloud computing</w:t>
-            </w:r>
-          </w:p>
-          <w:p>
-            <w:pPr>
-              <w:pStyle w:val="ListParagraph"/>
-              <w:numPr>
-                <w:ilvl w:val="0"/>
-                <w:numId w:val="3"/>
-              </w:numPr>
-              <w:spacing w:after="30"/>
-            </w:pPr>
-            <w:r>
-              <w:t>Performance optimization</w:t>
-            </w:r>
-          </w:p>
-          <w:p>
-            <w:pPr>
-              <w:pStyle w:val="ListParagraph"/>
-              <w:numPr>
-                <w:ilvl w:val="0"/>
-                <w:numId w:val="3"/>
-              </w:numPr>
-              <w:spacing w:after="30"/>
-            </w:pPr>
-            <w:r>
-              <w:t>HTML</w:t>
-            </w:r>
-          </w:p>
-          <w:p>
-            <w:pPr>
-              <w:pStyle w:val="ListParagraph"/>
-              <w:numPr>
-                <w:ilvl w:val="0"/>
-                <w:numId w:val="3"/>
-              </w:numPr>
-              <w:spacing w:after="30"/>
-            </w:pPr>
-            <w:r>
               <w:t>Source code management</w:t>
             </w:r>
           </w:p>
@@ -3058,7 +2998,6 @@
               <w:spacing w:after="30"/>
             </w:pPr>
             <w:r>
-              <w:lastRenderedPageBreak/>
               <w:t>Strong programming skills</w:t>
             </w:r>
           </w:p>
@@ -3098,10 +3037,7 @@
               <w:spacing w:after="30"/>
             </w:pPr>
             <w:r>
-              <w:t xml:space="preserve">Security </w:t>
-            </w:r>
-            <w:r>
-              <w:t>controls</w:t>
+              <w:t>Security controls</w:t>
             </w:r>
           </w:p>
           <w:p>
